--- a/public/materialy/1L/6/Pro žáky/Digitální pracovní sešit.docx
+++ b/public/materialy/1L/6/Pro žáky/Digitální pracovní sešit.docx
@@ -1245,7 +1245,7 @@
         <w:rPr>
           <w:color w:val="5C6965"/>
         </w:rPr>
-        <w:t>Přepínej 24, 8, 4 a 1 bit. Najdi, kde se poprvé objeví pásy v obloze.</w:t>
+        <w:t>Přepínej 24, 8, 4 a 1 bit. Najdi, kde se poprvé objeví pásy v obloze. Potom spočítej, kolik by obrázek zabral nekomprimovaně: šířka × výška × bitů na pixel / 8. U 1600 × 1000 a 24 bitech vyjde 4 688 kB. Porovnej to se skutečným souborem (290 kB). Ten rozdíl dělá komprese, ne barevná hloubka.</w:t>
       </w:r>
     </w:p>
     <w:p>

--- a/public/materialy/1L/6/Pro žáky/Digitální pracovní sešit.docx
+++ b/public/materialy/1L/6/Pro žáky/Digitální pracovní sešit.docx
@@ -942,7 +942,7 @@
         <w:t xml:space="preserve">Otevři: </w:t>
       </w:r>
       <w:r>
-        <w:t>01. Laboratoř grafiky.html (modul 04), obrazky/hloubka_*.png</w:t>
+        <w:t>01. Laboratoř grafiky.html (modul 04), Obrázky/hloubka_*.png</w:t>
       </w:r>
     </w:p>
     <w:p>
@@ -2552,7 +2552,7 @@
         <w:t xml:space="preserve">Otevři: </w:t>
       </w:r>
       <w:r>
-        <w:t>GIMP, obrazky/foto_original.png, 05. Úprava obrázku v GIMPu.txt</w:t>
+        <w:t>GIMP, Obrázky/foto_original.png, 05. Úprava obrázku v GIMPu.txt</w:t>
       </w:r>
     </w:p>
     <w:p>
@@ -4162,7 +4162,7 @@
         <w:t xml:space="preserve">Otevři: </w:t>
       </w:r>
       <w:r>
-        <w:t>01. Laboratoř grafiky.html (modul 05), media/, 04. Parametry médií.csv, 07. Zvuk a video.txt</w:t>
+        <w:t>01. Laboratoř grafiky.html (modul 05), Média/, 04. Parametry médií.csv, 07. Zvuk a video.txt</w:t>
       </w:r>
     </w:p>
     <w:p>
@@ -4482,7 +4482,7 @@
         <w:rPr>
           <w:color w:val="5C6965"/>
         </w:rPr>
-        <w:t>Porovnej čtyři zvuky a čtyři videa ve složce media.</w:t>
+        <w:t>Porovnej čtyři zvuky a čtyři videa ve složce Média.</w:t>
       </w:r>
     </w:p>
     <w:p>
@@ -4967,7 +4967,7 @@
         <w:t xml:space="preserve">Otevři: </w:t>
       </w:r>
       <w:r>
-        <w:t>Canva, 08. Infografika v Canvě.txt, vystupy_k_posouzeni/</w:t>
+        <w:t>Canva, 08. Infografika v Canvě.txt, Výstupy k posouzení/</w:t>
       </w:r>
     </w:p>
     <w:p>

--- a/public/materialy/1L/6/Pro žáky/Digitální pracovní sešit.docx
+++ b/public/materialy/1L/6/Pro žáky/Digitální pracovní sešit.docx
@@ -137,7 +137,7 @@
         <w:t xml:space="preserve">Otevři: </w:t>
       </w:r>
       <w:r>
-        <w:t>01. Laboratoř grafiky.html (modul 01), 03. Rastr a vektor.txt</w:t>
+        <w:t>Laboratoř – rastr a vektor.html, Rastr a vektor.txt</w:t>
       </w:r>
     </w:p>
     <w:p>
@@ -942,7 +942,7 @@
         <w:t xml:space="preserve">Otevři: </w:t>
       </w:r>
       <w:r>
-        <w:t>01. Laboratoř grafiky.html (modul 04), Obrázky/hloubka_*.png</w:t>
+        <w:t>Laboratoř – barevná hloubka.html, Obrázky/hloubka_*.png</w:t>
       </w:r>
     </w:p>
     <w:p>
@@ -1747,7 +1747,7 @@
         <w:t xml:space="preserve">Otevři: </w:t>
       </w:r>
       <w:r>
-        <w:t>01. Laboratoř grafiky.html (moduly 02 a 03), 02. Formáty a komprese.csv</w:t>
+        <w:t>Laboratoř – komprese a formáty.html, Formáty a komprese.csv</w:t>
       </w:r>
     </w:p>
     <w:p>
@@ -2552,7 +2552,7 @@
         <w:t xml:space="preserve">Otevři: </w:t>
       </w:r>
       <w:r>
-        <w:t>GIMP, Obrázky/foto_original.png, 05. Úprava obrázku v GIMPu.txt</w:t>
+        <w:t>GIMP, Obrázky/foto_original.png, Úprava obrázku v GIMPu.txt</w:t>
       </w:r>
     </w:p>
     <w:p>
@@ -3211,7 +3211,7 @@
           <w:color w:val="5C6965"/>
           <w:sz w:val="19"/>
         </w:rPr>
-        <w:t>Projdi znovu 05. Úprava obrázku v GIMPu.txt krok po kroku. Nejdůležitější je rozdíl mezi uložením a exportem.</w:t>
+        <w:t>Projdi znovu Úprava obrázku v GIMPu.txt krok po kroku. Nejdůležitější je rozdíl mezi uložením a exportem.</w:t>
       </w:r>
     </w:p>
     <w:p>
@@ -3357,7 +3357,7 @@
         <w:t xml:space="preserve">Otevři: </w:t>
       </w:r>
       <w:r>
-        <w:t>Inkscape, 06. Vektor v Inkscapu.txt</w:t>
+        <w:t>Inkscape, Vektor v Inkscapu.txt</w:t>
       </w:r>
     </w:p>
     <w:p>
@@ -4162,7 +4162,7 @@
         <w:t xml:space="preserve">Otevři: </w:t>
       </w:r>
       <w:r>
-        <w:t>01. Laboratoř grafiky.html (modul 05), Média/, 04. Parametry médií.csv, 07. Zvuk a video.txt</w:t>
+        <w:t>Laboratoř – vzorkování zvuku.html, Média/, Parametry médií.csv, Zvuk a video.txt</w:t>
       </w:r>
     </w:p>
     <w:p>
@@ -4499,7 +4499,7 @@
         <w:rPr>
           <w:color w:val="5C6965"/>
         </w:rPr>
-        <w:t>Zapiš velikosti a svá pozorování do 04. Parametry médií.csv.</w:t>
+        <w:t>Zapiš velikosti a svá pozorování do Parametry médií.csv.</w:t>
       </w:r>
     </w:p>
     <w:p>
@@ -4967,7 +4967,7 @@
         <w:t xml:space="preserve">Otevři: </w:t>
       </w:r>
       <w:r>
-        <w:t>Canva, 08. Infografika v Canvě.txt, Výstupy k posouzení/</w:t>
+        <w:t>Canva, Infografika v Canvě.txt, Výstupy k posouzení/</w:t>
       </w:r>
     </w:p>
     <w:p>
@@ -5772,7 +5772,7 @@
         <w:t xml:space="preserve">Otevři: </w:t>
       </w:r>
       <w:r>
-        <w:t>09. Závěrečný výstup.txt, nástroje z hodin 4, 5 a 7</w:t>
+        <w:t>Závěrečný výstup.txt, nástroje z hodin 4, 5 a 7</w:t>
       </w:r>
     </w:p>
     <w:p>

--- a/public/materialy/1L/6/Pro žáky/Digitální pracovní sešit.docx
+++ b/public/materialy/1L/6/Pro žáky/Digitální pracovní sešit.docx
@@ -942,7 +942,7 @@
         <w:t xml:space="preserve">Otevři: </w:t>
       </w:r>
       <w:r>
-        <w:t>Laboratoř – barevná hloubka.html, Obrázky/hloubka_*.png</w:t>
+        <w:t>Laboratoř – barevná hloubka.html, Barevná hloubka.csv, Obrázky/hloubka_*.png</w:t>
       </w:r>
     </w:p>
     <w:p>

--- a/public/materialy/1L/6/Pro žáky/Digitální pracovní sešit.docx
+++ b/public/materialy/1L/6/Pro žáky/Digitální pracovní sešit.docx
@@ -24,7 +24,7 @@
           <w:b/>
           <w:sz w:val="52"/>
         </w:rPr>
-        <w:t>Počítačová grafika a práce s multimédii</w:t>
+        <w:t>Počítačová grafika a práce s multimédii</w:t>
       </w:r>
     </w:p>
     <w:p>
@@ -67,7 +67,7 @@
               <w:rPr>
                 <w:sz w:val="20"/>
               </w:rPr>
-              <w:t>Ulož si vlastní kopii jako Prijmeni_Jmeno_Grafika.docx a piš přímo do něj. U každé hodiny vyplň záznam pozorování a na konci si projdi kontrolu před odevzdáním. Do úkolů nevkládej fotografie spolužáků bez jejich souhlasu ani obrázky z internetu bez ověřené licence.</w:t>
+              <w:t>Ulož si vlastní kopii jako Prijmeni_Jmeno_Grafika.docx a piš přímo do něj. U každé hodiny vyplň záznam pozorování a na konci si projdi kontrolu před odevzdáním. Do úkolů nevkládej fotografie spolužáků bez jejich souhlasu ani obrázky z internetu bez ověřené licence.</w:t>
             </w:r>
           </w:p>
         </w:tc>
@@ -107,7 +107,7 @@
           <w:color w:val="0C8A83"/>
           <w:sz w:val="34"/>
         </w:rPr>
-        <w:t>Rastrová a vektorová grafika</w:t>
+        <w:t>Rastrová a vektorová grafika</w:t>
       </w:r>
     </w:p>
     <w:p>
@@ -122,7 +122,7 @@
         <w:t xml:space="preserve">Cíl: </w:t>
       </w:r>
       <w:r>
-        <w:t>Student rozliší rastrový a vektorový obrázek, vysvětlí, co se s každým stane při zvětšení, a vybere vhodný typ pro zadané použití.</w:t>
+        <w:t>Student rozliší rastrový a vektorový obrázek, vysvětlí, co se s každým stane při zvětšení, a vybere vhodný typ pro zadané použití.</w:t>
       </w:r>
     </w:p>
     <w:p>
@@ -137,7 +137,7 @@
         <w:t xml:space="preserve">Otevři: </w:t>
       </w:r>
       <w:r>
-        <w:t>Laboratoř – rastr a vektor.html, Rastr a vektor.txt</w:t>
+        <w:t>Laboratoř – rastr a vektor.html, Rastr a vektor.txt</w:t>
       </w:r>
     </w:p>
     <w:p>
@@ -158,7 +158,7 @@
         <w:spacing w:after="120"/>
       </w:pPr>
       <w:r>
-        <w:t>Kdykoli budeš dělat plakát, logo nebo prezentaci, budeš muset vybrat správný typ obrázku. Když sáhneš vedle, výsledek bude rozmazaný a nepůjde to spravit. Dnes se naučíš poznat, kdy použít který typ a proč.</w:t>
+        <w:t>Kdykoli budeš dělat plakát, logo nebo prezentaci, budeš muset vybrat správný typ obrázku. Když sáhneš vedle, výsledek bude rozmazaný a nepůjde to spravit. Dnes se naučíš poznat, kdy použít který typ a proč.</w:t>
       </w:r>
     </w:p>
     <w:p>
@@ -182,7 +182,7 @@
         <w:rPr>
           <w:b/>
         </w:rPr>
-        <w:t>Logo školy má být na vizitce i na plachtě 3 × 2 m. Jaký soubor si vyžádáš od grafika?</w:t>
+        <w:t>Logo školy má být na vizitce i na plachtě 3 × 2 m. Jaký soubor si vyžádáš od grafika?</w:t>
       </w:r>
     </w:p>
     <w:tbl>
@@ -207,7 +207,7 @@
               <w:rPr>
                 <w:sz w:val="19"/>
               </w:rPr>
-              <w:t>Moje odpověď a důvod</w:t>
+              <w:t>Moje odpověď a důvod</w:t>
             </w:r>
           </w:p>
         </w:tc>
@@ -434,13 +434,13 @@
         <w:rPr>
           <w:b/>
         </w:rPr>
-        <w:t xml:space="preserve">1. Pozoruj v laboratoři: </w:t>
+        <w:t xml:space="preserve">1. Pozoruj v laboratoři: </w:t>
       </w:r>
       <w:r>
         <w:rPr>
           <w:color w:val="5C6965"/>
         </w:rPr>
-        <w:t>V modulu 01 táhni posuvníkem na 800 % a sleduj okraje obou obrázků.</w:t>
+        <w:t>V modulu 01 táhni posuvníkem na 800 % a sleduj okraje obou obrázků.</w:t>
       </w:r>
     </w:p>
     <w:p>
@@ -457,7 +457,7 @@
         <w:rPr>
           <w:color w:val="5C6965"/>
         </w:rPr>
-        <w:t>Otevři rastr_64px.png a logo_vektor.svg. Zapiš velikosti a co vidíš.</w:t>
+        <w:t>Otevři rastr_64px.png a logo_vektor.svg. Zapiš velikosti a co vidíš.</w:t>
       </w:r>
     </w:p>
     <w:p>
@@ -474,7 +474,7 @@
         <w:rPr>
           <w:color w:val="5C6965"/>
         </w:rPr>
-        <w:t>V souboru 02 urči u každého rastr, nebo vektor, a napiš proč.</w:t>
+        <w:t>V souboru 02 urči u každého rastr, nebo vektor, a napiš proč.</w:t>
       </w:r>
     </w:p>
     <w:p>
@@ -694,7 +694,7 @@
         <w:spacing w:after="40"/>
       </w:pPr>
       <w:r>
-        <w:t>☐  U každého ze šesti zadání máš napsané zdůvodnění, ne jen slovo rastr nebo vektor.</w:t>
+        <w:t>☐  U každého ze šesti zadání máš napsané zdůvodnění, ne jen slovo rastr nebo vektor.</w:t>
       </w:r>
     </w:p>
     <w:p>
@@ -712,7 +712,7 @@
         <w:spacing w:after="40"/>
       </w:pPr>
       <w:r>
-        <w:t>☐  Zapsal jsi velikosti obou souborů a všiml sis rozdílu.</w:t>
+        <w:t>☐  Zapsal jsi velikosti obou souborů a všiml sis rozdílu.</w:t>
       </w:r>
     </w:p>
     <w:p>
@@ -721,7 +721,7 @@
         <w:spacing w:after="40"/>
       </w:pPr>
       <w:r>
-        <w:t>☐  U hraničního případu jsi uvedl podmínku, za které by platila druhá odpověď.</w:t>
+        <w:t>☐  U hraničního případu jsi uvedl podmínku, za které by platila druhá odpověď.</w:t>
       </w:r>
     </w:p>
     <w:p>
@@ -734,7 +734,7 @@
           <w:color w:val="0C8A83"/>
           <w:sz w:val="18"/>
         </w:rPr>
-        <w:t>CO SIS Z TÉTO HODINY MĚL/A ODNÉST</w:t>
+        <w:t>CO SIS Z TÉTO HODINY MĚL/A ODNÉST</w:t>
       </w:r>
     </w:p>
     <w:p>
@@ -762,7 +762,7 @@
         <w:t xml:space="preserve">•  </w:t>
       </w:r>
       <w:r>
-        <w:t>Zvětšením nevznikne detail, který v souboru není.</w:t>
+        <w:t>Zvětšením nevznikne detail, který v souboru není.</w:t>
       </w:r>
     </w:p>
     <w:p>
@@ -776,7 +776,7 @@
         <w:t xml:space="preserve">•  </w:t>
       </w:r>
       <w:r>
-        <w:t>Fotky a skeny → rastr. Loga, ikony a schémata → vektor.</w:t>
+        <w:t>Fotky a skeny → rastr. Loga, ikony a schémata → vektor.</w:t>
       </w:r>
     </w:p>
     <w:p>
@@ -796,7 +796,7 @@
           <w:color w:val="5C6965"/>
           <w:sz w:val="19"/>
         </w:rPr>
-        <w:t>Vrať se k modulu 01 a projeď posuvník ještě jednou. Klíčová věta: rastr má pevný počet pixelů, vektor ne.</w:t>
+        <w:t>Vrať se k modulu 01 a projeď posuvník ještě jednou. Klíčová věta: rastr má pevný počet pixelů, vektor ne.</w:t>
       </w:r>
     </w:p>
     <w:p>
@@ -820,7 +820,7 @@
         <w:rPr>
           <w:b/>
         </w:rPr>
-        <w:t>Kamarád chce logo klubu na tričko i na malou nálepku. Co mu doporučíš a proč?</w:t>
+        <w:t>Kamarád chce logo klubu na tričko i na malou nálepku. Co mu doporučíš a proč?</w:t>
       </w:r>
     </w:p>
     <w:tbl>
@@ -912,7 +912,7 @@
           <w:color w:val="0C8A83"/>
           <w:sz w:val="34"/>
         </w:rPr>
-        <w:t>Rozlišení, barvy a barevná hloubka</w:t>
+        <w:t>Rozlišení, barvy a barevná hloubka</w:t>
       </w:r>
     </w:p>
     <w:p>
@@ -927,7 +927,7 @@
         <w:t xml:space="preserve">Cíl: </w:t>
       </w:r>
       <w:r>
-        <w:t>Student vysvětlí, co určuje rozlišení a barevná hloubka, a odhadne, jaké nastavení stačí pro daný účel.</w:t>
+        <w:t>Student vysvětlí, co určuje rozlišení a barevná hloubka, a odhadne, jaké nastavení stačí pro daný účel.</w:t>
       </w:r>
     </w:p>
     <w:p>
@@ -963,7 +963,7 @@
         <w:spacing w:after="120"/>
       </w:pPr>
       <w:r>
-        <w:t>Každý obrázek má svůj počet pixelů a počet barev. Tahle dvě čísla rozhodují, jestli fotka půjde vytisknout, projde e‑mailem a jestli bude vypadat dobře. Dnes zjistíš, kolik je pro daný účel dost.</w:t>
+        <w:t>Každý obrázek má svůj počet pixelů a počet barev. Tahle dvě čísla rozhodují, jestli fotka půjde vytisknout, projde e‑mailem a jestli bude vypadat dobře. Dnes zjistíš, kolik je pro daný účel dost.</w:t>
       </w:r>
     </w:p>
     <w:p>
@@ -987,7 +987,7 @@
         <w:rPr>
           <w:b/>
         </w:rPr>
-        <w:t>Fotku 6 000 × 4 000 px máš poslat e‑mailem. Co s ní uděláš, aby prošla a přitom byla použitelná?</w:t>
+        <w:t>Fotku 6 000 × 4 000 px máš poslat e‑mailem. Co s ní uděláš, aby prošla a přitom byla použitelná?</w:t>
       </w:r>
     </w:p>
     <w:tbl>
@@ -1012,7 +1012,7 @@
               <w:rPr>
                 <w:sz w:val="19"/>
               </w:rPr>
-              <w:t>Moje odpověď a důvod</w:t>
+              <w:t>Moje odpověď a důvod</w:t>
             </w:r>
           </w:p>
         </w:tc>
@@ -1192,7 +1192,7 @@
               <w:rPr>
                 <w:sz w:val="19"/>
               </w:rPr>
-              <w:t>DPI a velikost</w:t>
+              <w:t>DPI a velikost</w:t>
             </w:r>
           </w:p>
         </w:tc>
@@ -1245,7 +1245,7 @@
         <w:rPr>
           <w:color w:val="5C6965"/>
         </w:rPr>
-        <w:t>Přepínej 24, 8, 4 a 1 bit. Najdi, kde se poprvé objeví pásy v obloze. Potom spočítej, kolik by obrázek zabral nekomprimovaně: šířka × výška × bitů na pixel / 8. U 1600 × 1000 a 24 bitech vyjde 4 688 kB. Porovnej to se skutečným souborem (290 kB). Ten rozdíl dělá komprese, ne barevná hloubka.</w:t>
+        <w:t>Přepínej 24, 8, 4 a 1 bit. Najdi, kde se poprvé objeví pásy v obloze. Potom spočítej, kolik by obrázek zabral nekomprimovaně: šířka × výška × bitů na pixel / 8. U 1600 × 1000 a 24 bitech vyjde 4 688 kB. Porovnej to se skutečným souborem (290 kB). Ten rozdíl dělá komprese, ne barevná hloubka.</w:t>
       </w:r>
     </w:p>
     <w:p>
@@ -1262,7 +1262,7 @@
         <w:rPr>
           <w:color w:val="5C6965"/>
         </w:rPr>
-        <w:t>U každé hloubky napiš počet barev, velikost a co se pokazilo.</w:t>
+        <w:t>U každé hloubky napiš počet barev, velikost a co se pokazilo.</w:t>
       </w:r>
     </w:p>
     <w:p>
@@ -1279,7 +1279,7 @@
         <w:rPr>
           <w:color w:val="5C6965"/>
         </w:rPr>
-        <w:t>Urči rozlišení a hloubku pro web, tisk A4 a ikonu.</w:t>
+        <w:t>Urči rozlišení a hloubku pro web, tisk A4 a ikonu.</w:t>
       </w:r>
     </w:p>
     <w:p>
@@ -1499,7 +1499,7 @@
       </w:pPr>
       <w:r>
         <w:lastRenderedPageBreak/>
-        <w:t>☐  Umíš říct rozdíl mezi rozlišením a barevnou hloubkou.</w:t>
+        <w:t>☐  Umíš říct rozdíl mezi rozlišením a barevnou hloubkou.</w:t>
       </w:r>
     </w:p>
     <w:p>
@@ -1508,7 +1508,7 @@
         <w:spacing w:after="40"/>
       </w:pPr>
       <w:r>
-        <w:t>☐  Máš zapsáno, u které hloubky se objevily pásy v obloze.</w:t>
+        <w:t>☐  Máš zapsáno, u které hloubky se objevily pásy v obloze.</w:t>
       </w:r>
     </w:p>
     <w:p>
@@ -1517,7 +1517,7 @@
         <w:spacing w:after="40"/>
       </w:pPr>
       <w:r>
-        <w:t>☐  U tří návrhů máš uvedený účel, ne jen čísla.</w:t>
+        <w:t>☐  U tří návrhů máš uvedený účel, ne jen čísla.</w:t>
       </w:r>
     </w:p>
     <w:p>
@@ -1526,7 +1526,7 @@
         <w:spacing w:after="40"/>
       </w:pPr>
       <w:r>
-        <w:t>☐  Víš, kdy má smysl mluvit o DPI a kdy ne.</w:t>
+        <w:t>☐  Víš, kdy má smysl mluvit o DPI a kdy ne.</w:t>
       </w:r>
     </w:p>
     <w:p>
@@ -1539,7 +1539,7 @@
           <w:color w:val="0C8A83"/>
           <w:sz w:val="18"/>
         </w:rPr>
-        <w:t>CO SIS Z TÉTO HODINY MĚL/A ODNÉST</w:t>
+        <w:t>CO SIS Z TÉTO HODINY MĚL/A ODNÉST</w:t>
       </w:r>
     </w:p>
     <w:p>
@@ -1581,7 +1581,7 @@
         <w:t xml:space="preserve">•  </w:t>
       </w:r>
       <w:r>
-        <w:t>DPI řeš až u tisku; na obrazovce rozhoduje počet pixelů.</w:t>
+        <w:t>DPI řeš až u tisku; na obrazovce rozhoduje počet pixelů.</w:t>
       </w:r>
     </w:p>
     <w:p>
@@ -1601,7 +1601,7 @@
           <w:color w:val="5C6965"/>
           <w:sz w:val="19"/>
         </w:rPr>
-        <w:t>Otevři modul 04 a přepínej hloubku tam a zpět na obloze — právě obloha ukáže rozdíl nejlíp.</w:t>
+        <w:t>Otevři modul 04 a přepínej hloubku tam a zpět na obloze — právě obloha ukáže rozdíl nejlíp.</w:t>
       </w:r>
     </w:p>
     <w:p>
@@ -1625,7 +1625,7 @@
         <w:rPr>
           <w:b/>
         </w:rPr>
-        <w:t>Proč se u fotografie oblohy objeví pásy dřív než u obrázku loga?</w:t>
+        <w:t>Proč se u fotografie oblohy objeví pásy dřív než u obrázku loga?</w:t>
       </w:r>
     </w:p>
     <w:tbl>
@@ -1717,7 +1717,7 @@
           <w:color w:val="0C8A83"/>
           <w:sz w:val="34"/>
         </w:rPr>
-        <w:t>Formáty obrázků a komprese dat</w:t>
+        <w:t>Formáty obrázků a komprese dat</w:t>
       </w:r>
     </w:p>
     <w:p>
@@ -1732,7 +1732,7 @@
         <w:t xml:space="preserve">Cíl: </w:t>
       </w:r>
       <w:r>
-        <w:t>Student vysvětlí rozdíl mezi ztrátovou a bezztrátovou kompresí a vybere formát podle obsahu a účelu.</w:t>
+        <w:t>Student vysvětlí rozdíl mezi ztrátovou a bezztrátovou kompresí a vybere formát podle obsahu a účelu.</w:t>
       </w:r>
     </w:p>
     <w:p>
@@ -1747,7 +1747,7 @@
         <w:t xml:space="preserve">Otevři: </w:t>
       </w:r>
       <w:r>
-        <w:t>Laboratoř – komprese a formáty.html, Formáty a komprese.csv</w:t>
+        <w:t>Laboratoř – komprese a formáty.html, Formáty a komprese.csv</w:t>
       </w:r>
     </w:p>
     <w:p>
@@ -1768,7 +1768,7 @@
         <w:spacing w:after="120"/>
       </w:pPr>
       <w:r>
-        <w:t>Stejná fotografie může mít 290 kB, nebo 28 kB. Rozdíl dělá komprese. Dnes uvidíš na vlastní oči, kolik kvality za kolik kilobajtů platíš — a kdy se ti to přestane vyplácet.</w:t>
+        <w:t>Stejná fotografie může mít 290 kB, nebo 28 kB. Rozdíl dělá komprese. Dnes uvidíš na vlastní oči, kolik kvality za kolik kilobajtů platíš — a kdy se ti to přestane vyplácet.</w:t>
       </w:r>
     </w:p>
     <w:p>
@@ -1792,7 +1792,7 @@
         <w:rPr>
           <w:b/>
         </w:rPr>
-        <w:t>Který soubor bude menší: fotografie jako PNG, nebo jako JPEG? A co logo?</w:t>
+        <w:t>Který soubor bude menší: fotografie jako PNG, nebo jako JPEG? A co logo?</w:t>
       </w:r>
     </w:p>
     <w:tbl>
@@ -1817,7 +1817,7 @@
               <w:rPr>
                 <w:sz w:val="19"/>
               </w:rPr>
-              <w:t>Moje odpověď a důvod</w:t>
+              <w:t>Moje odpověď a důvod</w:t>
             </w:r>
           </w:p>
         </w:tc>
@@ -2050,7 +2050,7 @@
         <w:rPr>
           <w:color w:val="5C6965"/>
         </w:rPr>
-        <w:t>Přepínej kvalitu JPEG 95 → 15 a sleduj výřez i velikost souboru.</w:t>
+        <w:t>Přepínej kvalitu JPEG 95 → 15 a sleduj výřez i velikost souboru.</w:t>
       </w:r>
     </w:p>
     <w:p>
@@ -2084,7 +2084,7 @@
         <w:rPr>
           <w:color w:val="5C6965"/>
         </w:rPr>
-        <w:t>U každého souboru urči, zda je ztrátový, a napiš vhodné použití.</w:t>
+        <w:t>U každého souboru urči, zda je ztrátový, a napiš vhodné použití.</w:t>
       </w:r>
     </w:p>
     <w:p>
@@ -2304,7 +2304,7 @@
       </w:pPr>
       <w:r>
         <w:lastRenderedPageBreak/>
-        <w:t>☐  V CSV máš vyplněný sloupec ztrátová u všech řádků.</w:t>
+        <w:t>☐  V CSV máš vyplněný sloupec ztrátová u všech řádků.</w:t>
       </w:r>
     </w:p>
     <w:p>
@@ -2344,7 +2344,7 @@
           <w:color w:val="0C8A83"/>
           <w:sz w:val="18"/>
         </w:rPr>
-        <w:t>CO SIS Z TÉTO HODINY MĚL/A ODNÉST</w:t>
+        <w:t>CO SIS Z TÉTO HODINY MĚL/A ODNÉST</w:t>
       </w:r>
     </w:p>
     <w:p>
@@ -2358,7 +2358,7 @@
         <w:t xml:space="preserve">•  </w:t>
       </w:r>
       <w:r>
-        <w:t>Ztrátová komprese zahodí data natrvalo a nejde vrátit.</w:t>
+        <w:t>Ztrátová komprese zahodí data natrvalo a nejde vrátit.</w:t>
       </w:r>
     </w:p>
     <w:p>
@@ -2372,7 +2372,7 @@
         <w:t xml:space="preserve">•  </w:t>
       </w:r>
       <w:r>
-        <w:t>Fotografie → JPEG nebo WebP. Ostré hrany, text a průhlednost → PNG.</w:t>
+        <w:t>Fotografie → JPEG nebo WebP. Ostré hrany, text a průhlednost → PNG.</w:t>
       </w:r>
     </w:p>
     <w:p>
@@ -2386,7 +2386,7 @@
         <w:t xml:space="preserve">•  </w:t>
       </w:r>
       <w:r>
-        <w:t>U loga bývá JPEG větší než PNG — a přitom vypadá hůř.</w:t>
+        <w:t>U loga bývá JPEG větší než PNG — a přitom vypadá hůř.</w:t>
       </w:r>
     </w:p>
     <w:p>
@@ -2406,7 +2406,7 @@
           <w:color w:val="5C6965"/>
           <w:sz w:val="19"/>
         </w:rPr>
-        <w:t>Otevři modul 02 a sleduj jen dvě čísla: kvalitu a velikost. Pak přejdi na modul 03 a všimni si, že u loga se pořadí obrátí.</w:t>
+        <w:t>Otevři modul 02 a sleduj jen dvě čísla: kvalitu a velikost. Pak přejdi na modul 03 a všimni si, že u loga se pořadí obrátí.</w:t>
       </w:r>
     </w:p>
     <w:p>
@@ -2430,7 +2430,7 @@
         <w:rPr>
           <w:b/>
         </w:rPr>
-        <w:t>Uveď jeden obrázek, který uložíš jako JPEG, a jeden, který uložíš jako PNG. U obou napiš proč.</w:t>
+        <w:t>Uveď jeden obrázek, který uložíš jako JPEG, a jeden, který uložíš jako PNG. U obou napiš proč.</w:t>
       </w:r>
     </w:p>
     <w:tbl>
@@ -2522,7 +2522,7 @@
           <w:color w:val="0C8A83"/>
           <w:sz w:val="34"/>
         </w:rPr>
-        <w:t>Úprava fotografie v GIMPu</w:t>
+        <w:t>Úprava fotografie v GIMPu</w:t>
       </w:r>
     </w:p>
     <w:p>
@@ -2537,7 +2537,7 @@
         <w:t xml:space="preserve">Cíl: </w:t>
       </w:r>
       <w:r>
-        <w:t>Student provede základní úpravy rastrového snímku, pracuje s vrstvami a exportuje výstup ve vhodném formátu a velikosti.</w:t>
+        <w:t>Student provede základní úpravy rastrového snímku, pracuje s vrstvami a exportuje výstup ve vhodném formátu a velikosti.</w:t>
       </w:r>
     </w:p>
     <w:p>
@@ -2552,7 +2552,7 @@
         <w:t xml:space="preserve">Otevři: </w:t>
       </w:r>
       <w:r>
-        <w:t>GIMP, Obrázky/foto_original.png, Úprava obrázku v GIMPu.txt</w:t>
+        <w:t>GIMP, Obrázky/foto_original.png, Úprava obrázku v GIMPu.txt</w:t>
       </w:r>
     </w:p>
     <w:p>
@@ -2573,7 +2573,7 @@
         <w:spacing w:after="120"/>
       </w:pPr>
       <w:r>
-        <w:t>Skoro každá fotka, kterou někam pošleš, potřebuje úpravu: ořez, jas, popisek. Dnes to uděláš tak, aby se dalo vrátit zpět a aby výsledek pasoval tam, kam ho posíláš.</w:t>
+        <w:t>Skoro každá fotka, kterou někam pošleš, potřebuje úpravu: ořez, jas, popisek. Dnes to uděláš tak, aby se dalo vrátit zpět a aby výsledek pasoval tam, kam ho posíláš.</w:t>
       </w:r>
     </w:p>
     <w:p>
@@ -2597,7 +2597,7 @@
         <w:rPr>
           <w:b/>
         </w:rPr>
-        <w:t>Proč se v grafických programech ukládá pracovní soubor zvlášť od výsledného obrázku?</w:t>
+        <w:t>Proč se v grafických programech ukládá pracovní soubor zvlášť od výsledného obrázku?</w:t>
       </w:r>
     </w:p>
     <w:tbl>
@@ -2622,7 +2622,7 @@
               <w:rPr>
                 <w:sz w:val="19"/>
               </w:rPr>
-              <w:t>Moje odpověď a důvod</w:t>
+              <w:t>Moje odpověď a důvod</w:t>
             </w:r>
           </w:p>
         </w:tc>
@@ -2849,13 +2849,13 @@
         <w:rPr>
           <w:b/>
         </w:rPr>
-        <w:t xml:space="preserve">1. Ořez a úprava: </w:t>
+        <w:t xml:space="preserve">1. Ořez a úprava: </w:t>
       </w:r>
       <w:r>
         <w:rPr>
           <w:color w:val="5C6965"/>
         </w:rPr>
-        <w:t>Ořízni na 16:9 a uprav jas a kontrast. Zapiš použité hodnoty.</w:t>
+        <w:t>Ořízni na 16:9 a uprav jas a kontrast. Zapiš použité hodnoty.</w:t>
       </w:r>
     </w:p>
     <w:p>
@@ -2866,13 +2866,13 @@
         <w:rPr>
           <w:b/>
         </w:rPr>
-        <w:t xml:space="preserve">2. Vrstva s popiskem: </w:t>
+        <w:t xml:space="preserve">2. Vrstva s popiskem: </w:t>
       </w:r>
       <w:r>
         <w:rPr>
           <w:color w:val="5C6965"/>
         </w:rPr>
-        <w:t>Přidej textovou vrstvu a ulož pracovní verzi jako uprava.xcf.</w:t>
+        <w:t>Přidej textovou vrstvu a ulož pracovní verzi jako uprava.xcf.</w:t>
       </w:r>
     </w:p>
     <w:p>
@@ -2889,7 +2889,7 @@
         <w:rPr>
           <w:color w:val="5C6965"/>
         </w:rPr>
-        <w:t>export_web.jpg, export_tisk.png a export_maly.jpg podle zadání.</w:t>
+        <w:t>export_web.jpg, export_tisk.png a export_maly.jpg podle zadání.</w:t>
       </w:r>
     </w:p>
     <w:p>
@@ -3118,7 +3118,7 @@
         <w:spacing w:after="40"/>
       </w:pPr>
       <w:r>
-        <w:t>☐  Máš uložený pracovní soubor .xcf s vrstvami.</w:t>
+        <w:t>☐  Máš uložený pracovní soubor .xcf s vrstvami.</w:t>
       </w:r>
     </w:p>
     <w:p>
@@ -3127,7 +3127,7 @@
         <w:spacing w:after="40"/>
       </w:pPr>
       <w:r>
-        <w:t>☐  U všech tří exportů máš zapsané rozměry a velikost v kB.</w:t>
+        <w:t>☐  U všech tří exportů máš zapsané rozměry a velikost v kB.</w:t>
       </w:r>
     </w:p>
     <w:p>
@@ -3136,7 +3136,7 @@
         <w:spacing w:after="40"/>
       </w:pPr>
       <w:r>
-        <w:t>☐  Umíš říct, co se stalo s vrstvami při exportu do JPEG.</w:t>
+        <w:t>☐  Umíš říct, co se stalo s vrstvami při exportu do JPEG.</w:t>
       </w:r>
     </w:p>
     <w:p>
@@ -3149,7 +3149,7 @@
           <w:color w:val="0C8A83"/>
           <w:sz w:val="18"/>
         </w:rPr>
-        <w:t>CO SIS Z TÉTO HODINY MĚL/A ODNÉST</w:t>
+        <w:t>CO SIS Z TÉTO HODINY MĚL/A ODNÉST</w:t>
       </w:r>
     </w:p>
     <w:p>
@@ -3191,7 +3191,7 @@
         <w:t xml:space="preserve">•  </w:t>
       </w:r>
       <w:r>
-        <w:t>Rozměr a formát exportu vol podle toho, kam výstup půjde.</w:t>
+        <w:t>Rozměr a formát exportu vol podle toho, kam výstup půjde.</w:t>
       </w:r>
     </w:p>
     <w:p>
@@ -3211,7 +3211,7 @@
           <w:color w:val="5C6965"/>
           <w:sz w:val="19"/>
         </w:rPr>
-        <w:t>Projdi znovu Úprava obrázku v GIMPu.txt krok po kroku. Nejdůležitější je rozdíl mezi uložením a exportem.</w:t>
+        <w:t>Projdi znovu Úprava obrázku v GIMPu.txt krok po kroku. Nejdůležitější je rozdíl mezi uložením a exportem.</w:t>
       </w:r>
     </w:p>
     <w:p>
@@ -3235,7 +3235,7 @@
         <w:rPr>
           <w:b/>
         </w:rPr>
-        <w:t>Který ze svých tří exportů bys poslal do školního časopisu a proč právě ten?</w:t>
+        <w:t>Který ze svých tří exportů bys poslal do školního časopisu a proč právě ten?</w:t>
       </w:r>
     </w:p>
     <w:tbl>
@@ -3327,7 +3327,7 @@
           <w:color w:val="0C8A83"/>
           <w:sz w:val="34"/>
         </w:rPr>
-        <w:t>Vektorová značka v Inkscapu</w:t>
+        <w:t>Vektorová značka v Inkscapu</w:t>
       </w:r>
     </w:p>
     <w:p>
@@ -3342,7 +3342,7 @@
         <w:t xml:space="preserve">Cíl: </w:t>
       </w:r>
       <w:r>
-        <w:t>Student vytvoří jednoduchou vektorovou značku ze základních tvarů, ověří její čitelnost v malé velikosti a vyexportuje ji.</w:t>
+        <w:t>Student vytvoří jednoduchou vektorovou značku ze základních tvarů, ověří její čitelnost v malé velikosti a vyexportuje ji.</w:t>
       </w:r>
     </w:p>
     <w:p>
@@ -3357,7 +3357,7 @@
         <w:t xml:space="preserve">Otevři: </w:t>
       </w:r>
       <w:r>
-        <w:t>Inkscape, Vektor v Inkscapu.txt</w:t>
+        <w:t>Inkscape, Vektor v Inkscapu.txt</w:t>
       </w:r>
     </w:p>
     <w:p>
@@ -3378,7 +3378,7 @@
         <w:spacing w:after="120"/>
       </w:pPr>
       <w:r>
-        <w:t>Logo nebo ikona musí fungovat na vizitce i na plachtě. To umí jedině vektor. Dnes si jeden vyrobíš a ověříš, jestli obstojí i ve velikosti 16 pixelů.</w:t>
+        <w:t>Logo nebo ikona musí fungovat na vizitce i na plachtě. To umí jedině vektor. Dnes si jeden vyrobíš a ověříš, jestli obstojí i ve velikosti 16 pixelů.</w:t>
       </w:r>
     </w:p>
     <w:p>
@@ -3427,7 +3427,7 @@
               <w:rPr>
                 <w:sz w:val="19"/>
               </w:rPr>
-              <w:t>Moje odpověď a důvod</w:t>
+              <w:t>Moje odpověď a důvod</w:t>
             </w:r>
           </w:p>
         </w:tc>
@@ -3541,7 +3541,7 @@
               <w:rPr>
                 <w:sz w:val="19"/>
               </w:rPr>
-              <w:t>Objekty a cesty</w:t>
+              <w:t>Objekty a cesty</w:t>
             </w:r>
           </w:p>
         </w:tc>
@@ -3677,7 +3677,7 @@
         <w:rPr>
           <w:color w:val="5C6965"/>
         </w:rPr>
-        <w:t>Zmenši náhled. Pokud značku nepoznáš, zjednoduš ji a zapiš, co jsi odebral.</w:t>
+        <w:t>Zmenši náhled. Pokud značku nepoznáš, zjednoduš ji a zapiš, co jsi odebral.</w:t>
       </w:r>
     </w:p>
     <w:p>
@@ -3694,7 +3694,7 @@
         <w:rPr>
           <w:color w:val="5C6965"/>
         </w:rPr>
-        <w:t>Ulož znacka.svg a vyexportuj znacka_512.png a znacka_16.png.</w:t>
+        <w:t>Ulož znacka.svg a vyexportuj znacka_512.png a znacka_16.png.</w:t>
       </w:r>
     </w:p>
     <w:p>
@@ -3914,7 +3914,7 @@
         <w:spacing w:after="40"/>
       </w:pPr>
       <w:r>
-        <w:t>☐  Značka je poznatelná i ve velikosti 16 px.</w:t>
+        <w:t>☐  Značka je poznatelná i ve velikosti 16 px.</w:t>
       </w:r>
     </w:p>
     <w:p>
@@ -3923,7 +3923,7 @@
         <w:spacing w:after="40"/>
       </w:pPr>
       <w:r>
-        <w:t>☐  Použil jsi nejvýše tři barvy a máš zapsané jejich HEX kódy.</w:t>
+        <w:t>☐  Použil jsi nejvýše tři barvy a máš zapsané jejich HEX kódy.</w:t>
       </w:r>
     </w:p>
     <w:p>
@@ -3932,7 +3932,7 @@
         <w:spacing w:after="40"/>
       </w:pPr>
       <w:r>
-        <w:t>☐  Text je převedený na cesty, nebo v značce žádný text není.</w:t>
+        <w:t>☐  Text je převedený na cesty, nebo v značce žádný text není.</w:t>
       </w:r>
     </w:p>
     <w:p>
@@ -3941,7 +3941,7 @@
         <w:spacing w:after="40"/>
       </w:pPr>
       <w:r>
-        <w:t>☐  Máš uložené svg i oba exporty png.</w:t>
+        <w:t>☐  Máš uložené svg i oba exporty png.</w:t>
       </w:r>
     </w:p>
     <w:p>
@@ -3954,7 +3954,7 @@
           <w:color w:val="0C8A83"/>
           <w:sz w:val="18"/>
         </w:rPr>
-        <w:t>CO SIS Z TÉTO HODINY MĚL/A ODNÉST</w:t>
+        <w:t>CO SIS Z TÉTO HODINY MĚL/A ODNÉST</w:t>
       </w:r>
     </w:p>
     <w:p>
@@ -3968,7 +3968,7 @@
         <w:t xml:space="preserve">•  </w:t>
       </w:r>
       <w:r>
-        <w:t>Vektor je popis tvarů, proto zůstane ostrý v každé velikosti.</w:t>
+        <w:t>Vektor je popis tvarů, proto zůstane ostrý v každé velikosti.</w:t>
       </w:r>
     </w:p>
     <w:p>
@@ -3982,7 +3982,7 @@
         <w:t xml:space="preserve">•  </w:t>
       </w:r>
       <w:r>
-        <w:t>Text převáděj na cesty, aby se zobrazil i bez daného písma.</w:t>
+        <w:t>Text převáděj na cesty, aby se zobrazil i bez daného písma.</w:t>
       </w:r>
     </w:p>
     <w:p>
@@ -3996,7 +3996,7 @@
         <w:t xml:space="preserve">•  </w:t>
       </w:r>
       <w:r>
-        <w:t>Co není čitelné v 16 px, do značky nepatří.</w:t>
+        <w:t>Co není čitelné v 16 px, do značky nepatří.</w:t>
       </w:r>
     </w:p>
     <w:p>
@@ -4040,7 +4040,7 @@
         <w:rPr>
           <w:b/>
         </w:rPr>
-        <w:t>Co jsi ze své značky odebral, aby byla čitelná v malé velikosti, a proč to šlo pryč?</w:t>
+        <w:t>Co jsi ze své značky odebral, aby byla čitelná v malé velikosti, a proč to šlo pryč?</w:t>
       </w:r>
     </w:p>
     <w:tbl>
@@ -4132,7 +4132,7 @@
           <w:color w:val="0C8A83"/>
           <w:sz w:val="34"/>
         </w:rPr>
-        <w:t>Základy práce se zvukem a videem</w:t>
+        <w:t>Základy práce se zvukem a videem</w:t>
       </w:r>
     </w:p>
     <w:p>
@@ -4147,7 +4147,7 @@
         <w:t xml:space="preserve">Cíl: </w:t>
       </w:r>
       <w:r>
-        <w:t>Student vysvětlí vzorkování zvuku, vliv rozlišení a snímkové frekvence u videa a rozliší kontejner od kodeku.</w:t>
+        <w:t>Student vysvětlí vzorkování zvuku, vliv rozlišení a snímkové frekvence u videa a rozliší kontejner od kodeku.</w:t>
       </w:r>
     </w:p>
     <w:p>
@@ -4162,7 +4162,7 @@
         <w:t xml:space="preserve">Otevři: </w:t>
       </w:r>
       <w:r>
-        <w:t>Laboratoř – vzorkování zvuku.html, Média/, Parametry médií.csv, Zvuk a video.txt</w:t>
+        <w:t>Laboratoř – vzorkování zvuku.html, Média/, Parametry médií.csv, Zvuk a video.txt</w:t>
       </w:r>
     </w:p>
     <w:p>
@@ -4183,7 +4183,7 @@
         <w:spacing w:after="120"/>
       </w:pPr>
       <w:r>
-        <w:t>Zvuk i video jsou jen čísla — vzorky a snímky. Když víš, co znamená vzorkovací a snímková frekvence, poznáš, proč něco zní špatně, proč je soubor obrovský a proč se někdy nepřehraje.</w:t>
+        <w:t>Zvuk i video jsou jen čísla — vzorky a snímky. Když víš, co znamená vzorkovací a snímková frekvence, poznáš, proč něco zní špatně, proč je soubor obrovský a proč se někdy nepřehraje.</w:t>
       </w:r>
     </w:p>
     <w:p>
@@ -4207,7 +4207,7 @@
         <w:rPr>
           <w:b/>
         </w:rPr>
-        <w:t>Zvuk je plynulá vlna. Jak ho počítač uloží, když umí pracovat jen s čísly?</w:t>
+        <w:t>Zvuk je plynulá vlna. Jak ho počítač uloží, když umí pracovat jen s čísly?</w:t>
       </w:r>
     </w:p>
     <w:tbl>
@@ -4232,7 +4232,7 @@
               <w:rPr>
                 <w:sz w:val="19"/>
               </w:rPr>
-              <w:t>Moje odpověď a důvod</w:t>
+              <w:t>Moje odpověď a důvod</w:t>
             </w:r>
           </w:p>
         </w:tc>
@@ -4412,7 +4412,7 @@
               <w:rPr>
                 <w:sz w:val="19"/>
               </w:rPr>
-              <w:t>Kontejner a kodek</w:t>
+              <w:t>Kontejner a kodek</w:t>
             </w:r>
           </w:p>
         </w:tc>
@@ -4465,7 +4465,7 @@
         <w:rPr>
           <w:color w:val="5C6965"/>
         </w:rPr>
-        <w:t>Měň hustotu vzorků a počet úrovní. Sleduj, jak se tvar vlny vzdaluje originálu.</w:t>
+        <w:t>Měň hustotu vzorků a počet úrovní. Sleduj, jak se tvar vlny vzdaluje originálu.</w:t>
       </w:r>
     </w:p>
     <w:p>
@@ -4476,13 +4476,13 @@
         <w:rPr>
           <w:b/>
         </w:rPr>
-        <w:t xml:space="preserve">2. Poslech a přehrání: </w:t>
+        <w:t xml:space="preserve">2. Poslech a přehrání: </w:t>
       </w:r>
       <w:r>
         <w:rPr>
           <w:color w:val="5C6965"/>
         </w:rPr>
-        <w:t>Porovnej čtyři zvuky a čtyři videa ve složce Média.</w:t>
+        <w:t>Porovnej čtyři zvuky a čtyři videa ve složce Média.</w:t>
       </w:r>
     </w:p>
     <w:p>
@@ -4499,7 +4499,7 @@
         <w:rPr>
           <w:color w:val="5C6965"/>
         </w:rPr>
-        <w:t>Zapiš velikosti a svá pozorování do Parametry médií.csv.</w:t>
+        <w:t>Zapiš velikosti a svá pozorování do Parametry médií.csv.</w:t>
       </w:r>
     </w:p>
     <w:p>
@@ -4728,7 +4728,7 @@
         <w:spacing w:after="40"/>
       </w:pPr>
       <w:r>
-        <w:t>☐  Máš doplněné velikosti u všech souborů v CSV.</w:t>
+        <w:t>☐  Máš doplněné velikosti u všech souborů v CSV.</w:t>
       </w:r>
     </w:p>
     <w:p>
@@ -4737,7 +4737,7 @@
         <w:spacing w:after="40"/>
       </w:pPr>
       <w:r>
-        <w:t>☐  Popsal jsi konkrétní místo, kde je u silně komprimovaného videa vidět poškození.</w:t>
+        <w:t>☐  Popsal jsi konkrétní místo, kde je u silně komprimovaného videa vidět poškození.</w:t>
       </w:r>
     </w:p>
     <w:p>
@@ -4746,7 +4746,7 @@
         <w:spacing w:after="40"/>
       </w:pPr>
       <w:r>
-        <w:t>☐  Umíš rozlišit kontejner a kodek a uvést příklad obojího.</w:t>
+        <w:t>☐  Umíš rozlišit kontejner a kodek a uvést příklad obojího.</w:t>
       </w:r>
     </w:p>
     <w:p>
@@ -4759,7 +4759,7 @@
           <w:color w:val="0C8A83"/>
           <w:sz w:val="18"/>
         </w:rPr>
-        <w:t>CO SIS Z TÉTO HODINY MĚL/A ODNÉST</w:t>
+        <w:t>CO SIS Z TÉTO HODINY MĚL/A ODNÉST</w:t>
       </w:r>
     </w:p>
     <w:p>
@@ -4821,7 +4821,7 @@
           <w:color w:val="5C6965"/>
           <w:sz w:val="19"/>
         </w:rPr>
-        <w:t>Poslechni si zvuk_44100Hz_16bit.wav a hned po něm zvuk_8000Hz_16bit.wav. Rozdíl uslyšíš okamžitě.</w:t>
+        <w:t>Poslechni si zvuk_44100Hz_16bit.wav a hned po něm zvuk_8000Hz_16bit.wav. Rozdíl uslyšíš okamžitě.</w:t>
       </w:r>
     </w:p>
     <w:p>
@@ -4845,7 +4845,7 @@
         <w:rPr>
           <w:b/>
         </w:rPr>
-        <w:t>Vysvětli vlastními slovy rozdíl mezi kontejnerem a kodekem. Použij přirovnání.</w:t>
+        <w:t>Vysvětli vlastními slovy rozdíl mezi kontejnerem a kodekem. Použij přirovnání.</w:t>
       </w:r>
     </w:p>
     <w:tbl>
@@ -4937,7 +4937,7 @@
           <w:color w:val="0C8A83"/>
           <w:sz w:val="34"/>
         </w:rPr>
-        <w:t>Infografika a prezentace</w:t>
+        <w:t>Infografika a prezentace</w:t>
       </w:r>
     </w:p>
     <w:p>
@@ -4952,7 +4952,7 @@
         <w:t xml:space="preserve">Cíl: </w:t>
       </w:r>
       <w:r>
-        <w:t>Student vytvoří infografiku, která data zobrazuje poctivě, a rozpozná zavádějící zobrazení.</w:t>
+        <w:t>Student vytvoří infografiku, která data zobrazuje poctivě, a rozpozná zavádějící zobrazení.</w:t>
       </w:r>
     </w:p>
     <w:p>
@@ -4967,7 +4967,7 @@
         <w:t xml:space="preserve">Otevři: </w:t>
       </w:r>
       <w:r>
-        <w:t>Canva, Infografika v Canvě.txt, Výstupy k posouzení/</w:t>
+        <w:t>Canva, Infografika v Canvě.txt, Výstupy k posouzení/</w:t>
       </w:r>
     </w:p>
     <w:p>
@@ -4988,7 +4988,7 @@
         <w:spacing w:after="120"/>
       </w:pPr>
       <w:r>
-        <w:t>Graf umí říct pravdu i zavádět, aniž by změnil jediné číslo. Dnes obojí uvidíš vedle sebe a pak vytvoříš infografiku, která data ukazuje poctivě.</w:t>
+        <w:t>Graf umí říct pravdu i zavádět, aniž by změnil jediné číslo. Dnes obojí uvidíš vedle sebe a pak vytvoříš infografiku, která data ukazuje poctivě.</w:t>
       </w:r>
     </w:p>
     <w:p>
@@ -5037,7 +5037,7 @@
               <w:rPr>
                 <w:sz w:val="19"/>
               </w:rPr>
-              <w:t>Moje odpověď a důvod</w:t>
+              <w:t>Moje odpověď a důvod</w:t>
             </w:r>
           </w:p>
         </w:tc>
@@ -5217,7 +5217,7 @@
               <w:rPr>
                 <w:sz w:val="19"/>
               </w:rPr>
-              <w:t>Zdroj a omezení</w:t>
+              <w:t>Zdroj a omezení</w:t>
             </w:r>
           </w:p>
         </w:tc>
@@ -5270,7 +5270,7 @@
         <w:rPr>
           <w:color w:val="5C6965"/>
         </w:rPr>
-        <w:t>Najdi v infografice B alespoň pět konkrétních chyb a zapiš je.</w:t>
+        <w:t>Najdi v infografice B alespoň pět konkrétních chyb a zapiš je.</w:t>
       </w:r>
     </w:p>
     <w:p>
@@ -5304,7 +5304,7 @@
         <w:rPr>
           <w:color w:val="5C6965"/>
         </w:rPr>
-        <w:t>Ulož infografika.pdf a infografika.png a zdůvodni volbu formátů.</w:t>
+        <w:t>Ulož infografika.pdf a infografika.png a zdůvodni volbu formátů.</w:t>
       </w:r>
     </w:p>
     <w:p>
@@ -5524,7 +5524,7 @@
       </w:pPr>
       <w:r>
         <w:lastRenderedPageBreak/>
-        <w:t>☐  Obě osy v tvé infografice začínají na nule.</w:t>
+        <w:t>☐  Obě osy v tvé infografice začínají na nule.</w:t>
       </w:r>
     </w:p>
     <w:p>
@@ -5533,7 +5533,7 @@
         <w:spacing w:after="40"/>
       </w:pPr>
       <w:r>
-        <w:t>☐  Uvedl jsi zdroj, velikost vzorku i datum.</w:t>
+        <w:t>☐  Uvedl jsi zdroj, velikost vzorku i datum.</w:t>
       </w:r>
     </w:p>
     <w:p>
@@ -5542,7 +5542,7 @@
         <w:spacing w:after="40"/>
       </w:pPr>
       <w:r>
-        <w:t>☐  Máš poznámku o omezení dat.</w:t>
+        <w:t>☐  Máš poznámku o omezení dat.</w:t>
       </w:r>
     </w:p>
     <w:p>
@@ -5551,7 +5551,7 @@
         <w:spacing w:after="40"/>
       </w:pPr>
       <w:r>
-        <w:t>☐  Použil jsi nejvýše dvě písma a čtyři barvy.</w:t>
+        <w:t>☐  Použil jsi nejvýše dvě písma a čtyři barvy.</w:t>
       </w:r>
     </w:p>
     <w:p>
@@ -5564,7 +5564,7 @@
           <w:color w:val="0C8A83"/>
           <w:sz w:val="18"/>
         </w:rPr>
-        <w:t>CO SIS Z TÉTO HODINY MĚL/A ODNÉST</w:t>
+        <w:t>CO SIS Z TÉTO HODINY MĚL/A ODNÉST</w:t>
       </w:r>
     </w:p>
     <w:p>
@@ -5592,7 +5592,7 @@
         <w:t xml:space="preserve">•  </w:t>
       </w:r>
       <w:r>
-        <w:t>3D efekt u koláčového grafu zkresluje plochy — nepoužívej ho.</w:t>
+        <w:t>3D efekt u koláčového grafu zkresluje plochy — nepoužívej ho.</w:t>
       </w:r>
     </w:p>
     <w:p>
@@ -5606,7 +5606,7 @@
         <w:t xml:space="preserve">•  </w:t>
       </w:r>
       <w:r>
-        <w:t>K číslům patří zdroj, velikost vzorku, datum a to, co z dat nevíme.</w:t>
+        <w:t>K číslům patří zdroj, velikost vzorku, datum a to, co z dat nevíme.</w:t>
       </w:r>
     </w:p>
     <w:p>
@@ -5626,7 +5626,7 @@
           <w:color w:val="5C6965"/>
           <w:sz w:val="19"/>
         </w:rPr>
-        <w:t>U každého grafu si polož jedinou otázku: kde začíná osa? To odhalí většinu manipulací.</w:t>
+        <w:t>U každého grafu si polož jedinou otázku: kde začíná osa? To odhalí většinu manipulací.</w:t>
       </w:r>
     </w:p>
     <w:p>
@@ -5650,7 +5650,7 @@
         <w:rPr>
           <w:b/>
         </w:rPr>
-        <w:t>Uveď jednu konkrétní chybu z ukázky B a napiš, jak bys ji opravil.</w:t>
+        <w:t>Uveď jednu konkrétní chybu z ukázky B a napiš, jak bys ji opravil.</w:t>
       </w:r>
     </w:p>
     <w:tbl>
@@ -5742,7 +5742,7 @@
           <w:color w:val="0C8A83"/>
           <w:sz w:val="34"/>
         </w:rPr>
-        <w:t>Závěrečný výstup a obhajoba</w:t>
+        <w:t>Závěrečný výstup a obhajoba</w:t>
       </w:r>
     </w:p>
     <w:p>
@@ -5757,7 +5757,7 @@
         <w:t xml:space="preserve">Cíl: </w:t>
       </w:r>
       <w:r>
-        <w:t>Student propojí dovednosti z celého bloku do jednoho výstupu, doloží svá rozhodnutí a obhájí je.</w:t>
+        <w:t>Student propojí dovednosti z celého bloku do jednoho výstupu, doloží svá rozhodnutí a obhájí je.</w:t>
       </w:r>
     </w:p>
     <w:p>
@@ -5772,7 +5772,7 @@
         <w:t xml:space="preserve">Otevři: </w:t>
       </w:r>
       <w:r>
-        <w:t>Závěrečný výstup.txt, nástroje z hodin 4, 5 a 7</w:t>
+        <w:t>Závěrečný výstup.txt, nástroje z hodin 4, 5 a 7</w:t>
       </w:r>
     </w:p>
     <w:p>
@@ -5793,7 +5793,7 @@
         <w:spacing w:after="120"/>
       </w:pPr>
       <w:r>
-        <w:t>Dnes dáš dohromady všechno z bloku do jednoho výstupu a obhájíš svá rozhodnutí. Právě schopnost říct proč jsi něco udělal odlišuje řemeslo od náhody.</w:t>
+        <w:t>Dnes dáš dohromady všechno z bloku do jednoho výstupu a obhájíš svá rozhodnutí. Právě schopnost říct proč jsi něco udělal odlišuje řemeslo od náhody.</w:t>
       </w:r>
     </w:p>
     <w:p>
@@ -5817,7 +5817,7 @@
         <w:rPr>
           <w:b/>
         </w:rPr>
-        <w:t>Co na tvém výstupu pozná někdo, kdo neví nic o tom, jak vznikal?</w:t>
+        <w:t>Co na tvém výstupu pozná někdo, kdo neví nic o tom, jak vznikal?</w:t>
       </w:r>
     </w:p>
     <w:tbl>
@@ -5842,7 +5842,7 @@
               <w:rPr>
                 <w:sz w:val="19"/>
               </w:rPr>
-              <w:t>Moje odpověď a důvod</w:t>
+              <w:t>Moje odpověď a důvod</w:t>
             </w:r>
           </w:p>
         </w:tc>
@@ -6075,7 +6075,7 @@
         <w:rPr>
           <w:color w:val="5C6965"/>
         </w:rPr>
-        <w:t>Zpracuj vybranou variantu podle povinných prvků v zadání.</w:t>
+        <w:t>Zpracuj vybranou variantu podle povinných prvků v zadání.</w:t>
       </w:r>
     </w:p>
     <w:p>
@@ -6092,7 +6092,7 @@
         <w:rPr>
           <w:color w:val="5C6965"/>
         </w:rPr>
-        <w:t>Zapiš rozměry, formáty, velikosti souborů a použité nástroje.</w:t>
+        <w:t>Zapiš rozměry, formáty, velikosti souborů a použité nástroje.</w:t>
       </w:r>
     </w:p>
     <w:p>
@@ -6109,7 +6109,7 @@
         <w:rPr>
           <w:color w:val="5C6965"/>
         </w:rPr>
-        <w:t>Připrav tři věty: co jsi zvolil, proč a co bys udělal jinak.</w:t>
+        <w:t>Připrav tři věty: co jsi zvolil, proč a co bys udělal jinak.</w:t>
       </w:r>
     </w:p>
     <w:p>
@@ -6338,7 +6338,7 @@
         <w:spacing w:after="40"/>
       </w:pPr>
       <w:r>
-        <w:t>☐  Technický list obsahuje rozměry, formáty i velikosti.</w:t>
+        <w:t>☐  Technický list obsahuje rozměry, formáty i velikosti.</w:t>
       </w:r>
     </w:p>
     <w:p>
@@ -6347,7 +6347,7 @@
         <w:spacing w:after="40"/>
       </w:pPr>
       <w:r>
-        <w:t>☐  U volby formátu máš uvedený důvod.</w:t>
+        <w:t>☐  U volby formátu máš uvedený důvod.</w:t>
       </w:r>
     </w:p>
     <w:p>
@@ -6369,7 +6369,7 @@
           <w:color w:val="0C8A83"/>
           <w:sz w:val="18"/>
         </w:rPr>
-        <w:t>CO SIS Z TÉTO HODINY MĚL/A ODNÉST</w:t>
+        <w:t>CO SIS Z TÉTO HODINY MĚL/A ODNÉST</w:t>
       </w:r>
     </w:p>
     <w:p>
@@ -6383,7 +6383,7 @@
         <w:t xml:space="preserve">•  </w:t>
       </w:r>
       <w:r>
-        <w:t>Formát a rozlišení se volí podle cíle, ne podle zvyku.</w:t>
+        <w:t>Formát a rozlišení se volí podle cíle, ne podle zvyku.</w:t>
       </w:r>
     </w:p>
     <w:p>
@@ -6411,7 +6411,7 @@
         <w:t xml:space="preserve">•  </w:t>
       </w:r>
       <w:r>
-        <w:t>Poctivost k datům i k původu obrázků je součást řemesla.</w:t>
+        <w:t>Poctivost k datům i k původu obrázků je součást řemesla.</w:t>
       </w:r>
     </w:p>
     <w:p>
@@ -6431,7 +6431,7 @@
           <w:color w:val="5C6965"/>
           <w:sz w:val="19"/>
         </w:rPr>
-        <w:t>Projdi si výstupy z hodin 4, 5 a 7 a vyber, co z nich použiješ. Nezačínej od nuly.</w:t>
+        <w:t>Projdi si výstupy z hodin 4, 5 a 7 a vyber, co z nich použiješ. Nezačínej od nuly.</w:t>
       </w:r>
     </w:p>
     <w:p>
@@ -6455,7 +6455,7 @@
         <w:rPr>
           <w:b/>
         </w:rPr>
-        <w:t>Napiš tři vlastní zásady pro práci s grafikou, které si z tohoto bloku odnášíš.</w:t>
+        <w:t>Napiš tři vlastní zásady pro práci s grafikou, které si z tohoto bloku odnášíš.</w:t>
       </w:r>
     </w:p>
     <w:tbl>
@@ -6534,7 +6534,7 @@
           <w:sz w:val="34"/>
         </w:rPr>
         <w:lastRenderedPageBreak/>
-        <w:t>Moje tři zásady pro práci s grafikou</w:t>
+        <w:t>Moje tři zásady pro práci s grafikou</w:t>
       </w:r>
     </w:p>
     <w:p>
